--- a/Dokumen Operasional Pengurus/Panduan-Pengembangan-Portal-Rancajaya.docx
+++ b/Dokumen Operasional Pengurus/Panduan-Pengembangan-Portal-Rancajaya.docx
@@ -2333,7 +2333,7 @@
                 <w:color w:val="252B28"/>
                 <w:sz w:val="19"/>
               </w:rPr>
-              <w:t>Astro 5</w:t>
+              <w:t>Astro 7</w:t>
             </w:r>
           </w:p>
         </w:tc>
@@ -2381,7 +2381,7 @@
                 <w:color w:val="252B28"/>
                 <w:sz w:val="19"/>
               </w:rPr>
-              <w:t>Tailwind CSS 3</w:t>
+              <w:t>Tailwind CSS 4 + Vite</w:t>
             </w:r>
           </w:p>
         </w:tc>
@@ -2404,7 +2404,7 @@
                 <w:color w:val="252B28"/>
                 <w:sz w:val="19"/>
               </w:rPr>
-              <w:t>Token desain dan kelas utilitas yang konsisten tanpa framework UI tambahan</w:t>
+              <w:t>Token desain dan kelas utilitas melalui plugin Vite resmi Tailwind</w:t>
             </w:r>
           </w:p>
         </w:tc>
@@ -2429,7 +2429,7 @@
                 <w:color w:val="252B28"/>
                 <w:sz w:val="19"/>
               </w:rPr>
-              <w:t>Content Collections + Zod</w:t>
+              <w:t>Content Layer + Zod 4</w:t>
             </w:r>
           </w:p>
         </w:tc>
@@ -2452,7 +2452,7 @@
                 <w:color w:val="252B28"/>
                 <w:sz w:val="19"/>
               </w:rPr>
-              <w:t>Validasi struktur Markdown/JSON saat build sebelum perubahan tayang</w:t>
+              <w:t>Loader glob dan validasi struktur Markdown/JSON saat build sebelum perubahan tayang</w:t>
             </w:r>
           </w:p>
         </w:tc>
@@ -2790,7 +2790,7 @@
                 <w:color w:val="174C37"/>
                 <w:sz w:val="17"/>
               </w:rPr>
-              <w:t>src/pages/                 rute: beranda, profil, informasi, potensi, layanan</w:t>
+              <w:t>src/pages/                 rute: beranda, profil, informasi, pertanian, layanan</w:t>
               <w:br/>
               <w:t>src/components/            Navbar, Footer, Seo, kartu, dan Hero</w:t>
               <w:br/>
@@ -2798,9 +2798,9 @@
               <w:br/>
               <w:t>src/content/               koleksi Markdown serta data JSON</w:t>
               <w:br/>
-              <w:t>src/content/config.ts      skema Zod seluruh konten</w:t>
+              <w:t>src/content.config.ts      loader glob dan skema Zod seluruh konten</w:t>
               <w:br/>
-              <w:t>src/styles/global.css      kelas komponen dan gaya dasar</w:t>
+              <w:t>src/styles/global.css      Tailwind 4 dan kelas komponen</w:t>
               <w:br/>
               <w:t>src/utils/content.ts       publikasi, URL aset, WhatsApp, formulir, peta</w:t>
               <w:br/>
@@ -2861,7 +2861,7 @@
                 <w:color w:val="252B28"/>
                 <w:sz w:val="21"/>
               </w:rPr>
-              <w:t>Untuk setiap field, src/content/config.ts, public/admin/config.yml, contoh konten, dan halaman yang membaca data harus tetap konsisten.</w:t>
+              <w:t>Untuk setiap field, src/content.config.ts, public/admin/config.yml, contoh konten, dan halaman yang membaca data harus tetap konsisten.</w:t>
             </w:r>
           </w:p>
         </w:tc>
@@ -3106,7 +3106,7 @@
                 <w:color w:val="252B28"/>
                 <w:sz w:val="19"/>
               </w:rPr>
-              <w:t>src/content/apbdes/*.md</w:t>
+              <w:t>src/content/apbdes/*.md; satu berkas per tahun dan versi</w:t>
             </w:r>
           </w:p>
         </w:tc>
@@ -3154,7 +3154,7 @@
                 <w:color w:val="252B28"/>
                 <w:sz w:val="19"/>
               </w:rPr>
-              <w:t>Potensi</w:t>
+              <w:t>Profil dan struktur</w:t>
             </w:r>
           </w:p>
         </w:tc>
@@ -3177,7 +3177,7 @@
                 <w:color w:val="252B28"/>
                 <w:sz w:val="19"/>
               </w:rPr>
-              <w:t>potensi-statistik, kelompok-tani, produksi-pertanian</w:t>
+              <w:t>src/content/halaman/profil.json</w:t>
             </w:r>
           </w:p>
         </w:tc>
@@ -3200,7 +3200,7 @@
                 <w:color w:val="252B28"/>
                 <w:sz w:val="19"/>
               </w:rPr>
-              <w:t>Halaman Potensi</w:t>
+              <w:t>Halaman Profil</w:t>
             </w:r>
           </w:p>
         </w:tc>
@@ -3225,6 +3225,148 @@
                 <w:color w:val="252B28"/>
                 <w:sz w:val="19"/>
               </w:rPr>
+              <w:t>Potensi pertanian</w:t>
+            </w:r>
+          </w:p>
+        </w:tc>
+        <w:tc>
+          <w:tcPr>
+            <w:tcW w:type="dxa" w:w="2833"/>
+            <w:tcMar>
+              <w:top w:w="110" w:type="dxa"/>
+              <w:start w:w="130" w:type="dxa"/>
+              <w:bottom w:w="110" w:type="dxa"/>
+              <w:end w:w="130" w:type="dxa"/>
+            </w:tcMar>
+          </w:tcPr>
+          <w:p>
+            <w:r>
+              <w:rPr>
+                <w:rFonts w:ascii="Calibri" w:hAnsi="Calibri"/>
+                <w:b w:val="0"/>
+                <w:i w:val="0"/>
+                <w:color w:val="252B28"/>
+                <w:sz w:val="19"/>
+              </w:rPr>
+              <w:t>src/content/halaman/pertanian.json</w:t>
+            </w:r>
+          </w:p>
+        </w:tc>
+        <w:tc>
+          <w:tcPr>
+            <w:tcW w:type="dxa" w:w="2833"/>
+            <w:tcMar>
+              <w:top w:w="110" w:type="dxa"/>
+              <w:start w:w="130" w:type="dxa"/>
+              <w:bottom w:w="110" w:type="dxa"/>
+              <w:end w:w="130" w:type="dxa"/>
+            </w:tcMar>
+          </w:tcPr>
+          <w:p>
+            <w:r>
+              <w:rPr>
+                <w:rFonts w:ascii="Calibri" w:hAnsi="Calibri"/>
+                <w:b w:val="0"/>
+                <w:i w:val="0"/>
+                <w:color w:val="252B28"/>
+                <w:sz w:val="19"/>
+              </w:rPr>
+              <w:t>Halaman Pertanian</w:t>
+            </w:r>
+          </w:p>
+        </w:tc>
+      </w:tr>
+      <w:tr>
+        <w:tc>
+          <w:tcPr>
+            <w:tcW w:type="dxa" w:w="2833"/>
+            <w:tcMar>
+              <w:top w:w="110" w:type="dxa"/>
+              <w:start w:w="130" w:type="dxa"/>
+              <w:bottom w:w="110" w:type="dxa"/>
+              <w:end w:w="130" w:type="dxa"/>
+            </w:tcMar>
+          </w:tcPr>
+          <w:p>
+            <w:r>
+              <w:rPr>
+                <w:rFonts w:ascii="Calibri" w:hAnsi="Calibri"/>
+                <w:b w:val="0"/>
+                <w:i w:val="0"/>
+                <w:color w:val="252B28"/>
+                <w:sz w:val="19"/>
+              </w:rPr>
+              <w:t>Dusun</w:t>
+            </w:r>
+          </w:p>
+        </w:tc>
+        <w:tc>
+          <w:tcPr>
+            <w:tcW w:type="dxa" w:w="2833"/>
+            <w:tcMar>
+              <w:top w:w="110" w:type="dxa"/>
+              <w:start w:w="130" w:type="dxa"/>
+              <w:bottom w:w="110" w:type="dxa"/>
+              <w:end w:w="130" w:type="dxa"/>
+            </w:tcMar>
+          </w:tcPr>
+          <w:p>
+            <w:r>
+              <w:rPr>
+                <w:rFonts w:ascii="Calibri" w:hAnsi="Calibri"/>
+                <w:b w:val="0"/>
+                <w:i w:val="0"/>
+                <w:color w:val="252B28"/>
+                <w:sz w:val="19"/>
+              </w:rPr>
+              <w:t>src/content/dusun/*.md</w:t>
+            </w:r>
+          </w:p>
+        </w:tc>
+        <w:tc>
+          <w:tcPr>
+            <w:tcW w:type="dxa" w:w="2833"/>
+            <w:tcMar>
+              <w:top w:w="110" w:type="dxa"/>
+              <w:start w:w="130" w:type="dxa"/>
+              <w:bottom w:w="110" w:type="dxa"/>
+              <w:end w:w="130" w:type="dxa"/>
+            </w:tcMar>
+          </w:tcPr>
+          <w:p>
+            <w:r>
+              <w:rPr>
+                <w:rFonts w:ascii="Calibri" w:hAnsi="Calibri"/>
+                <w:b w:val="0"/>
+                <w:i w:val="0"/>
+                <w:color w:val="252B28"/>
+                <w:sz w:val="19"/>
+              </w:rPr>
+              <w:t>Halaman Profil</w:t>
+            </w:r>
+          </w:p>
+        </w:tc>
+      </w:tr>
+      <w:tr>
+        <w:tc>
+          <w:tcPr>
+            <w:tcW w:type="dxa" w:w="2833"/>
+            <w:tcMar>
+              <w:top w:w="110" w:type="dxa"/>
+              <w:start w:w="130" w:type="dxa"/>
+              <w:bottom w:w="110" w:type="dxa"/>
+              <w:end w:w="130" w:type="dxa"/>
+            </w:tcMar>
+          </w:tcPr>
+          <w:p>
+            <w:r>
+              <w:rPr>
+                <w:rFonts w:ascii="Calibri" w:hAnsi="Calibri"/>
+                <w:b w:val="0"/>
+                <w:i w:val="0"/>
+                <w:color w:val="252B28"/>
+                <w:sz w:val="19"/>
+              </w:rPr>
               <w:t>UMKM dan galeri</w:t>
             </w:r>
           </w:p>
@@ -3271,7 +3413,7 @@
                 <w:color w:val="252B28"/>
                 <w:sz w:val="19"/>
               </w:rPr>
-              <w:t>Beranda, Potensi, dan Informasi visual</w:t>
+              <w:t>Beranda, Pertanian, dan Informasi visual</w:t>
             </w:r>
           </w:p>
         </w:tc>
@@ -3296,7 +3438,7 @@
                 <w:color w:val="252B28"/>
                 <w:sz w:val="19"/>
               </w:rPr>
-              <w:t>Struktur dan dusun</w:t>
+              <w:t>Layanan dan kontak</w:t>
             </w:r>
           </w:p>
         </w:tc>
@@ -3319,7 +3461,7 @@
                 <w:color w:val="252B28"/>
                 <w:sz w:val="19"/>
               </w:rPr>
-              <w:t>struktur-organisasi serta dusun</w:t>
+              <w:t>layanan-administrasi serta kontak</w:t>
             </w:r>
           </w:p>
         </w:tc>
@@ -3342,7 +3484,7 @@
                 <w:color w:val="252B28"/>
                 <w:sz w:val="19"/>
               </w:rPr>
-              <w:t>Halaman Profil</w:t>
+              <w:t>Beranda dan Layanan</w:t>
             </w:r>
           </w:p>
         </w:tc>
@@ -3367,7 +3509,7 @@
                 <w:color w:val="252B28"/>
                 <w:sz w:val="19"/>
               </w:rPr>
-              <w:t>Layanan dan kontak</w:t>
+              <w:t>Identitas desa</w:t>
             </w:r>
           </w:p>
         </w:tc>
@@ -3390,7 +3532,7 @@
                 <w:color w:val="252B28"/>
                 <w:sz w:val="19"/>
               </w:rPr>
-              <w:t>layanan-administrasi serta kontak</w:t>
+              <w:t>pengaturan/umum.json</w:t>
             </w:r>
           </w:p>
         </w:tc>
@@ -3413,7 +3555,7 @@
                 <w:color w:val="252B28"/>
                 <w:sz w:val="19"/>
               </w:rPr>
-              <w:t>Beranda dan Layanan</w:t>
+              <w:t>Navbar, Footer, peta, dan identitas desa</w:t>
             </w:r>
           </w:p>
         </w:tc>
@@ -3438,7 +3580,7 @@
                 <w:color w:val="252B28"/>
                 <w:sz w:val="19"/>
               </w:rPr>
-              <w:t>Pengaturan</w:t>
+              <w:t>Halaman tunggal</w:t>
             </w:r>
           </w:p>
         </w:tc>
@@ -3461,7 +3603,7 @@
                 <w:color w:val="252B28"/>
                 <w:sz w:val="19"/>
               </w:rPr>
-              <w:t>pengaturan/umum.json</w:t>
+              <w:t>halaman/*.json</w:t>
             </w:r>
           </w:p>
         </w:tc>
@@ -3484,78 +3626,7 @@
                 <w:color w:val="252B28"/>
                 <w:sz w:val="19"/>
               </w:rPr>
-              <w:t>Navbar, Footer, peta, dan identitas desa</w:t>
-            </w:r>
-          </w:p>
-        </w:tc>
-      </w:tr>
-      <w:tr>
-        <w:tc>
-          <w:tcPr>
-            <w:tcW w:type="dxa" w:w="2833"/>
-            <w:tcMar>
-              <w:top w:w="110" w:type="dxa"/>
-              <w:start w:w="130" w:type="dxa"/>
-              <w:bottom w:w="110" w:type="dxa"/>
-              <w:end w:w="130" w:type="dxa"/>
-            </w:tcMar>
-          </w:tcPr>
-          <w:p>
-            <w:r>
-              <w:rPr>
-                <w:rFonts w:ascii="Calibri" w:hAnsi="Calibri"/>
-                <w:b w:val="0"/>
-                <w:i w:val="0"/>
-                <w:color w:val="252B28"/>
-                <w:sz w:val="19"/>
-              </w:rPr>
-              <w:t>Halaman</w:t>
-            </w:r>
-          </w:p>
-        </w:tc>
-        <w:tc>
-          <w:tcPr>
-            <w:tcW w:type="dxa" w:w="2833"/>
-            <w:tcMar>
-              <w:top w:w="110" w:type="dxa"/>
-              <w:start w:w="130" w:type="dxa"/>
-              <w:bottom w:w="110" w:type="dxa"/>
-              <w:end w:w="130" w:type="dxa"/>
-            </w:tcMar>
-          </w:tcPr>
-          <w:p>
-            <w:r>
-              <w:rPr>
-                <w:rFonts w:ascii="Calibri" w:hAnsi="Calibri"/>
-                <w:b w:val="0"/>
-                <w:i w:val="0"/>
-                <w:color w:val="252B28"/>
-                <w:sz w:val="19"/>
-              </w:rPr>
-              <w:t>halaman/*.json</w:t>
-            </w:r>
-          </w:p>
-        </w:tc>
-        <w:tc>
-          <w:tcPr>
-            <w:tcW w:type="dxa" w:w="2833"/>
-            <w:tcMar>
-              <w:top w:w="110" w:type="dxa"/>
-              <w:start w:w="130" w:type="dxa"/>
-              <w:bottom w:w="110" w:type="dxa"/>
-              <w:end w:w="130" w:type="dxa"/>
-            </w:tcMar>
-          </w:tcPr>
-          <w:p>
-            <w:r>
-              <w:rPr>
-                <w:rFonts w:ascii="Calibri" w:hAnsi="Calibri"/>
-                <w:b w:val="0"/>
-                <w:i w:val="0"/>
-                <w:color w:val="252B28"/>
-                <w:sz w:val="19"/>
-              </w:rPr>
-              <w:t>Teks khusus Beranda, Profil, Potensi, dan Layanan</w:t>
+              <w:t>Teks khusus Beranda, Profil, Pertanian, dan Layanan</w:t>
             </w:r>
           </w:p>
         </w:tc>
@@ -3740,54 +3811,6 @@
                 <w:color w:val="252B28"/>
                 <w:sz w:val="19"/>
               </w:rPr>
-              <w:t>release_status: Siap</w:t>
-            </w:r>
-          </w:p>
-        </w:tc>
-        <w:tc>
-          <w:tcPr>
-            <w:tcW w:type="dxa" w:w="4250"/>
-            <w:tcMar>
-              <w:top w:w="110" w:type="dxa"/>
-              <w:start w:w="130" w:type="dxa"/>
-              <w:bottom w:w="110" w:type="dxa"/>
-              <w:end w:w="130" w:type="dxa"/>
-            </w:tcMar>
-          </w:tcPr>
-          <w:p>
-            <w:r>
-              <w:rPr>
-                <w:rFonts w:ascii="Calibri" w:hAnsi="Calibri"/>
-                <w:b w:val="0"/>
-                <w:i w:val="0"/>
-                <w:color w:val="252B28"/>
-                <w:sz w:val="19"/>
-              </w:rPr>
-              <w:t>nilai lama yang tetap dianggap tampil</w:t>
-            </w:r>
-          </w:p>
-        </w:tc>
-      </w:tr>
-      <w:tr>
-        <w:tc>
-          <w:tcPr>
-            <w:tcW w:type="dxa" w:w="4250"/>
-            <w:tcMar>
-              <w:top w:w="110" w:type="dxa"/>
-              <w:start w:w="130" w:type="dxa"/>
-              <w:bottom w:w="110" w:type="dxa"/>
-              <w:end w:w="130" w:type="dxa"/>
-            </w:tcMar>
-          </w:tcPr>
-          <w:p>
-            <w:r>
-              <w:rPr>
-                <w:rFonts w:ascii="Calibri" w:hAnsi="Calibri"/>
-                <w:b w:val="0"/>
-                <w:i w:val="0"/>
-                <w:color w:val="252B28"/>
-                <w:sz w:val="19"/>
-              </w:rPr>
               <w:t>aktif: false</w:t>
             </w:r>
           </w:p>
@@ -3972,7 +3995,7 @@
                 <w:color w:val="252B28"/>
                 <w:sz w:val="21"/>
               </w:rPr>
-              <w:t>Gunakan Node.js 20 atau versi kompatibel.</w:t>
+              <w:t>Gunakan Node.js 22.12.0 atau lebih baru.</w:t>
             </w:r>
           </w:p>
         </w:tc>
@@ -4980,7 +5003,7 @@
                 <w:color w:val="252B28"/>
                 <w:sz w:val="21"/>
               </w:rPr>
-              <w:t>Definisikan atau ubah schema Zod di src/content/config.ts.</w:t>
+              <w:t>Definisikan atau ubah schema Zod di src/content.config.ts.</w:t>
             </w:r>
           </w:p>
         </w:tc>
@@ -5034,7 +5057,7 @@
                 <w:color w:val="252B28"/>
                 <w:sz w:val="21"/>
               </w:rPr>
-              <w:t>Daftarkan collection pada export collections di file yang sama.</w:t>
+              <w:t>Tambahkan loader glob dengan pattern dan base yang sesuai, lalu daftarkan collection pada export collections.</w:t>
             </w:r>
           </w:p>
         </w:tc>
@@ -5573,7 +5596,7 @@
                 <w:color w:val="252B28"/>
                 <w:sz w:val="21"/>
               </w:rPr>
-              <w:t>Validasi field sumber di src/content/config.ts dan CMS jika datanya dapat diedit.</w:t>
+              <w:t>Validasi field sumber di src/content.config.ts dan CMS jika datanya dapat diedit.</w:t>
             </w:r>
           </w:p>
         </w:tc>
@@ -6885,7 +6908,7 @@
                 <w:color w:val="252B28"/>
                 <w:sz w:val="19"/>
               </w:rPr>
-              <w:t>Tambah + edit</w:t>
+              <w:t>Tambah + edit + hapus</w:t>
             </w:r>
           </w:p>
         </w:tc>
@@ -6908,7 +6931,7 @@
                 <w:color w:val="252B28"/>
                 <w:sz w:val="19"/>
               </w:rPr>
-              <w:t>berita, APBDes, statistik potensi, kelompok tani, produksi, UMKM, layanan, kontak, galeri</w:t>
+              <w:t>berita, galeri, UMKM, layanan administrasi, kontak</w:t>
             </w:r>
           </w:p>
         </w:tc>
@@ -6933,6 +6956,54 @@
                 <w:color w:val="252B28"/>
                 <w:sz w:val="19"/>
               </w:rPr>
+              <w:t>Tambah + edit; delete false</w:t>
+            </w:r>
+          </w:p>
+        </w:tc>
+        <w:tc>
+          <w:tcPr>
+            <w:tcW w:type="dxa" w:w="4250"/>
+            <w:tcMar>
+              <w:top w:w="110" w:type="dxa"/>
+              <w:start w:w="130" w:type="dxa"/>
+              <w:bottom w:w="110" w:type="dxa"/>
+              <w:end w:w="130" w:type="dxa"/>
+            </w:tcMar>
+          </w:tcPr>
+          <w:p>
+            <w:r>
+              <w:rPr>
+                <w:rFonts w:ascii="Calibri" w:hAnsi="Calibri"/>
+                <w:b w:val="0"/>
+                <w:i w:val="0"/>
+                <w:color w:val="252B28"/>
+                <w:sz w:val="19"/>
+              </w:rPr>
+              <w:t>APBDes per periode</w:t>
+            </w:r>
+          </w:p>
+        </w:tc>
+      </w:tr>
+      <w:tr>
+        <w:tc>
+          <w:tcPr>
+            <w:tcW w:type="dxa" w:w="4250"/>
+            <w:tcMar>
+              <w:top w:w="110" w:type="dxa"/>
+              <w:start w:w="130" w:type="dxa"/>
+              <w:bottom w:w="110" w:type="dxa"/>
+              <w:end w:w="130" w:type="dxa"/>
+            </w:tcMar>
+          </w:tcPr>
+          <w:p>
+            <w:r>
+              <w:rPr>
+                <w:rFonts w:ascii="Calibri" w:hAnsi="Calibri"/>
+                <w:b w:val="0"/>
+                <w:i w:val="0"/>
+                <w:color w:val="252B28"/>
+                <w:sz w:val="19"/>
+              </w:rPr>
               <w:t>Edit saja</w:t>
             </w:r>
           </w:p>
@@ -6956,55 +7027,7 @@
                 <w:color w:val="252B28"/>
                 <w:sz w:val="19"/>
               </w:rPr>
-              <w:t>struktur organisasi, dusun, pengaturan umum, halaman website</w:t>
-            </w:r>
-          </w:p>
-        </w:tc>
-      </w:tr>
-      <w:tr>
-        <w:tc>
-          <w:tcPr>
-            <w:tcW w:type="dxa" w:w="4250"/>
-            <w:tcMar>
-              <w:top w:w="110" w:type="dxa"/>
-              <w:start w:w="130" w:type="dxa"/>
-              <w:bottom w:w="110" w:type="dxa"/>
-              <w:end w:w="130" w:type="dxa"/>
-            </w:tcMar>
-          </w:tcPr>
-          <w:p>
-            <w:r>
-              <w:rPr>
-                <w:rFonts w:ascii="Calibri" w:hAnsi="Calibri"/>
-                <w:b w:val="0"/>
-                <w:i w:val="0"/>
-                <w:color w:val="252B28"/>
-                <w:sz w:val="19"/>
-              </w:rPr>
-              <w:t>Hapus</w:t>
-            </w:r>
-          </w:p>
-        </w:tc>
-        <w:tc>
-          <w:tcPr>
-            <w:tcW w:type="dxa" w:w="4250"/>
-            <w:tcMar>
-              <w:top w:w="110" w:type="dxa"/>
-              <w:start w:w="130" w:type="dxa"/>
-              <w:bottom w:w="110" w:type="dxa"/>
-              <w:end w:w="130" w:type="dxa"/>
-            </w:tcMar>
-          </w:tcPr>
-          <w:p>
-            <w:r>
-              <w:rPr>
-                <w:rFonts w:ascii="Calibri" w:hAnsi="Calibri"/>
-                <w:b w:val="0"/>
-                <w:i w:val="0"/>
-                <w:color w:val="252B28"/>
-                <w:sz w:val="19"/>
-              </w:rPr>
-              <w:t>dinonaktifkan pada seluruh collection</w:t>
+              <w:t>beranda, profil dan struktur organisasi, dusun, pertanian dan peternakan, pengantar layanan, identitas desa</w:t>
             </w:r>
           </w:p>
         </w:tc>
@@ -7413,7 +7436,7 @@
                 <w:color w:val="174C37"/>
                 <w:sz w:val="17"/>
               </w:rPr>
-              <w:t>checkout -&gt; setup-node 20 -&gt; npm ci -&gt; npm run build</w:t>
+              <w:t>checkout -&gt; configure-pages -&gt; setup-node 22 -&gt; npm ci -&gt; npm run build</w:t>
               <w:br/>
               <w:t>-&gt; upload-pages-artifact ./dist -&gt; deploy-pages</w:t>
             </w:r>
@@ -8225,7 +8248,7 @@
                 <w:color w:val="252B28"/>
                 <w:sz w:val="19"/>
               </w:rPr>
-              <w:t>Unggahan gambar belum dibatasi otomatis</w:t>
+              <w:t>Batas unggahan gambar</w:t>
             </w:r>
           </w:p>
         </w:tc>
@@ -8248,7 +8271,7 @@
                 <w:color w:val="252B28"/>
                 <w:sz w:val="19"/>
               </w:rPr>
-              <w:t>CMS belum menolak ukuran file besar; 5 MB adalah rekomendasi editorial. Kompres gambar sebelum unggah.</w:t>
+              <w:t>Field gambar menolak berkas di atas 5 MB, tetapi CMS tidak melakukan kompresi otomatis. Kompres sebelum unggah.</w:t>
             </w:r>
           </w:p>
         </w:tc>
